--- a/23F0660_AI_CSP_Sudoko_report.docx
+++ b/23F0660_AI_CSP_Sudoko_report.docx
@@ -5,7 +5,12 @@
     <w:sdt>
       <w:sdtPr>
         <w:rPr>
+          <w:rFonts w:eastAsiaTheme="minorHAnsi"/>
           <w:color w:val="4472C4" w:themeColor="accent1"/>
+          <w:kern w:val="2"/>
+          <w:sz w:val="24"/>
+          <w:szCs w:val="24"/>
+          <w14:ligatures w14:val="standardContextual"/>
         </w:rPr>
         <w:id w:val="-1712643428"/>
         <w:docPartObj>
@@ -15,12 +20,7 @@
       </w:sdtPr>
       <w:sdtEndPr>
         <w:rPr>
-          <w:rFonts w:eastAsiaTheme="minorHAnsi"/>
           <w:color w:val="auto"/>
-          <w:kern w:val="2"/>
-          <w:sz w:val="24"/>
-          <w:szCs w:val="24"/>
-          <w14:ligatures w14:val="standardContextual"/>
         </w:rPr>
       </w:sdtEndPr>
       <w:sdtContent>
@@ -180,43 +180,7 @@
                   <w:sz w:val="28"/>
                   <w:szCs w:val="28"/>
                 </w:rPr>
-                <w:t xml:space="preserve">Uninformed searches with </w:t>
-              </w:r>
-              <w:proofErr w:type="spellStart"/>
-              <w:r>
-                <w:rPr>
-                  <w:color w:val="4472C4" w:themeColor="accent1"/>
-                  <w:sz w:val="28"/>
-                  <w:szCs w:val="28"/>
-                </w:rPr>
-                <w:t>matplot</w:t>
-              </w:r>
-              <w:proofErr w:type="spellEnd"/>
-              <w:r>
-                <w:rPr>
-                  <w:color w:val="4472C4" w:themeColor="accent1"/>
-                  <w:sz w:val="28"/>
-                  <w:szCs w:val="28"/>
-                </w:rPr>
-                <w:t xml:space="preserve"> </w:t>
-              </w:r>
-              <w:proofErr w:type="spellStart"/>
-              <w:r>
-                <w:rPr>
-                  <w:color w:val="4472C4" w:themeColor="accent1"/>
-                  <w:sz w:val="28"/>
-                  <w:szCs w:val="28"/>
-                </w:rPr>
-                <w:t>visulization</w:t>
-              </w:r>
-              <w:proofErr w:type="spellEnd"/>
-              <w:r>
-                <w:rPr>
-                  <w:color w:val="4472C4" w:themeColor="accent1"/>
-                  <w:sz w:val="28"/>
-                  <w:szCs w:val="28"/>
-                </w:rPr>
-                <w:t xml:space="preserve"> </w:t>
+                <w:t>CSP: Sudoku Solver report</w:t>
               </w:r>
             </w:p>
           </w:sdtContent>
@@ -639,26 +603,7 @@
           <w:sz w:val="32"/>
           <w:szCs w:val="32"/>
         </w:rPr>
-        <w:t xml:space="preserve"> Uninformed Search in Grid</w:t>
-      </w:r>
-    </w:p>
-    <w:p>
-      <w:pPr>
-        <w:rPr>
-          <w:b/>
-          <w:bCs/>
-          <w:sz w:val="32"/>
-          <w:szCs w:val="32"/>
-        </w:rPr>
-      </w:pPr>
-      <w:r>
-        <w:rPr>
-          <w:b/>
-          <w:bCs/>
-          <w:sz w:val="32"/>
-          <w:szCs w:val="32"/>
-        </w:rPr>
-        <w:t>Overview</w:t>
+        <w:t xml:space="preserve"> </w:t>
       </w:r>
       <w:r>
         <w:rPr>
@@ -667,71 +612,45 @@
           <w:sz w:val="32"/>
           <w:szCs w:val="32"/>
         </w:rPr>
-        <w:t>:</w:t>
+        <w:t xml:space="preserve">CSP: Sudoku Solver </w:t>
       </w:r>
     </w:p>
     <w:p>
-      <w:r>
-        <w:t>In this assignment, I implemented an AI Pathfinder that solves a grid navigation problem using different uninformed search algorithms.</w:t>
-      </w:r>
-      <w:r>
-        <w:br/>
-        <w:t xml:space="preserve">The agent starts from </w:t>
-      </w:r>
+      <w:pPr>
+        <w:rPr>
+          <w:b/>
+          <w:bCs/>
+        </w:rPr>
+      </w:pPr>
       <w:r>
         <w:rPr>
           <w:b/>
           <w:bCs/>
         </w:rPr>
-        <w:t>Start (S)</w:t>
+        <w:t>Sudoku Solver using CSP</w:t>
       </w:r>
-      <w:r>
-        <w:t xml:space="preserve"> and tries to reach the </w:t>
-      </w:r>
+    </w:p>
+    <w:p>
+      <w:pPr>
+        <w:rPr>
+          <w:b/>
+          <w:bCs/>
+        </w:rPr>
+      </w:pPr>
       <w:r>
         <w:rPr>
           <w:b/>
           <w:bCs/>
         </w:rPr>
-        <w:t>Target (T)</w:t>
-      </w:r>
-      <w:r>
-        <w:t xml:space="preserve"> while avoiding walls and dynamic obstacles.</w:t>
-      </w:r>
-      <w:r>
-        <w:br/>
-        <w:t>The GUI visualizes the search step-by-step, showing frontier nodes, explored nodes, and the final path.</w:t>
+        <w:t>Problem Description</w:t>
       </w:r>
     </w:p>
     <w:p>
-      <w:pPr>
-        <w:rPr>
-          <w:b/>
-          <w:bCs/>
-          <w:sz w:val="32"/>
-          <w:szCs w:val="32"/>
-        </w:rPr>
-      </w:pPr>
-    </w:p>
-    <w:p>
-      <w:pPr>
-        <w:rPr>
-          <w:b/>
-          <w:bCs/>
-          <w:sz w:val="32"/>
-          <w:szCs w:val="32"/>
-        </w:rPr>
-      </w:pPr>
       <w:r>
-        <w:rPr>
-          <w:b/>
-          <w:bCs/>
-          <w:sz w:val="32"/>
-          <w:szCs w:val="32"/>
-        </w:rPr>
-        <w:t>Breadth First Search (BFS)</w:t>
+        <w:t>In this assignment, we solve the Sudoku puzzle using Constraint Satisfaction Problem (CSP). A Sudoku board is a 9×9 grid where some cells are empty. The goal is to fill all empty cells with numbers from 1 to 9 such that each number appears only once in every row, column, and 3×3 box.</w:t>
       </w:r>
     </w:p>
+    <w:p/>
     <w:p>
       <w:pPr>
         <w:rPr>
@@ -744,26 +663,81 @@
           <w:b/>
           <w:bCs/>
         </w:rPr>
-        <w:t>How I Implemented</w:t>
+        <w:t>CSP Formulation</w:t>
       </w:r>
     </w:p>
     <w:p>
       <w:r>
-        <w:t>I implemented BFS by starting from the Start node and exploring the grid step by step.</w:t>
-      </w:r>
-      <w:r>
-        <w:br/>
-        <w:t>At each step, I added valid neighboring cells into the frontier list.</w:t>
-      </w:r>
-      <w:r>
-        <w:br/>
-        <w:t>The GUI shows the frontier nodes in one color and explored nodes in another.</w:t>
-      </w:r>
-      <w:r>
-        <w:br/>
-        <w:t>When the target node is reached, I reconstructed the path using the stored parent nodes.</w:t>
+        <w:t>In this problem:</w:t>
       </w:r>
     </w:p>
+    <w:p>
+      <w:pPr>
+        <w:numPr>
+          <w:ilvl w:val="0"/>
+          <w:numId w:val="13"/>
+        </w:numPr>
+      </w:pPr>
+      <w:r>
+        <w:t>Variables: Each empty cell in the Sudoku board</w:t>
+      </w:r>
+    </w:p>
+    <w:p>
+      <w:pPr>
+        <w:numPr>
+          <w:ilvl w:val="0"/>
+          <w:numId w:val="13"/>
+        </w:numPr>
+      </w:pPr>
+      <w:r>
+        <w:t>Domain: Values from 1 to 9</w:t>
+      </w:r>
+    </w:p>
+    <w:p>
+      <w:pPr>
+        <w:numPr>
+          <w:ilvl w:val="0"/>
+          <w:numId w:val="13"/>
+        </w:numPr>
+      </w:pPr>
+      <w:r>
+        <w:t>Constraints:</w:t>
+      </w:r>
+    </w:p>
+    <w:p>
+      <w:pPr>
+        <w:numPr>
+          <w:ilvl w:val="1"/>
+          <w:numId w:val="13"/>
+        </w:numPr>
+      </w:pPr>
+      <w:r>
+        <w:t>No repetition in a row</w:t>
+      </w:r>
+    </w:p>
+    <w:p>
+      <w:pPr>
+        <w:numPr>
+          <w:ilvl w:val="1"/>
+          <w:numId w:val="13"/>
+        </w:numPr>
+      </w:pPr>
+      <w:r>
+        <w:t>No repetition in a column</w:t>
+      </w:r>
+    </w:p>
+    <w:p>
+      <w:pPr>
+        <w:numPr>
+          <w:ilvl w:val="1"/>
+          <w:numId w:val="13"/>
+        </w:numPr>
+      </w:pPr>
+      <w:r>
+        <w:t>No repetition in a 3×3 box</w:t>
+      </w:r>
+    </w:p>
+    <w:p/>
     <w:p>
       <w:pPr>
         <w:rPr>
@@ -776,31 +750,20 @@
           <w:b/>
           <w:bCs/>
         </w:rPr>
-        <w:t>Pros</w:t>
+        <w:t>Approach</w:t>
       </w:r>
     </w:p>
     <w:p>
-      <w:pPr>
-        <w:numPr>
-          <w:ilvl w:val="0"/>
-          <w:numId w:val="1"/>
-        </w:numPr>
-      </w:pPr>
       <w:r>
-        <w:t>Finds the shortest path in the grid.</w:t>
+        <w:t>We used Backtracking Search to solve the Sudoku. The algorithm tries values from 1 to 9 in each empty cell and checks if the value is valid. If a value violates any constraint, it is rejected.</w:t>
       </w:r>
     </w:p>
     <w:p>
-      <w:pPr>
-        <w:numPr>
-          <w:ilvl w:val="0"/>
-          <w:numId w:val="1"/>
-        </w:numPr>
-      </w:pPr>
       <w:r>
-        <w:t>Works well when the target is not too far.</w:t>
+        <w:t>Forward Checking is applied by checking constraints before placing a value. AC-3 is included in a simple form to represent constraint propagation.</w:t>
       </w:r>
     </w:p>
+    <w:p/>
     <w:p>
       <w:pPr>
         <w:rPr>
@@ -813,954 +776,82 @@
           <w:b/>
           <w:bCs/>
         </w:rPr>
-        <w:t>Cons</w:t>
+        <w:t>Results</w:t>
       </w:r>
     </w:p>
     <w:p>
-      <w:pPr>
-        <w:numPr>
-          <w:ilvl w:val="0"/>
-          <w:numId w:val="2"/>
-        </w:numPr>
-      </w:pPr>
       <w:r>
-        <w:t>Explores many nodes in large grids.</w:t>
+        <w:t>The solver successfully solved both easy and medium Sudoku boards. It also counted:</w:t>
       </w:r>
     </w:p>
     <w:p>
       <w:pPr>
         <w:numPr>
           <w:ilvl w:val="0"/>
-          <w:numId w:val="2"/>
+          <w:numId w:val="14"/>
         </w:numPr>
       </w:pPr>
       <w:r>
-        <w:t>Uses more memory due to storing many frontier nodes.</w:t>
+        <w:t>Number of backtracking calls</w:t>
       </w:r>
     </w:p>
     <w:p>
       <w:pPr>
-        <w:ind w:left="360"/>
-      </w:pPr>
+        <w:numPr>
+          <w:ilvl w:val="0"/>
+          <w:numId w:val="14"/>
+        </w:numPr>
+      </w:pPr>
+      <w:r>
+        <w:lastRenderedPageBreak/>
+        <w:t>Number of failures</w:t>
+      </w:r>
     </w:p>
     <w:p>
       <w:r>
-        <w:lastRenderedPageBreak/>
-        <w:drawing>
-          <wp:inline distT="0" distB="0" distL="0" distR="0" wp14:anchorId="16F0F62C" wp14:editId="118D0A1B">
-            <wp:extent cx="5943600" cy="2558415"/>
-            <wp:effectExtent l="0" t="0" r="0" b="0"/>
-            <wp:docPr id="171870913" name="Picture 1"/>
-            <wp:cNvGraphicFramePr>
-              <a:graphicFrameLocks xmlns:a="http://schemas.openxmlformats.org/drawingml/2006/main" noChangeAspect="1"/>
-            </wp:cNvGraphicFramePr>
-            <a:graphic xmlns:a="http://schemas.openxmlformats.org/drawingml/2006/main">
-              <a:graphicData uri="http://schemas.openxmlformats.org/drawingml/2006/picture">
-                <pic:pic xmlns:pic="http://schemas.openxmlformats.org/drawingml/2006/picture">
-                  <pic:nvPicPr>
-                    <pic:cNvPr id="171870913" name=""/>
-                    <pic:cNvPicPr/>
-                  </pic:nvPicPr>
-                  <pic:blipFill>
-                    <a:blip r:embed="rId8"/>
-                    <a:stretch>
-                      <a:fillRect/>
-                    </a:stretch>
-                  </pic:blipFill>
-                  <pic:spPr>
-                    <a:xfrm>
-                      <a:off x="0" y="0"/>
-                      <a:ext cx="5943600" cy="2558415"/>
-                    </a:xfrm>
-                    <a:prstGeom prst="rect">
-                      <a:avLst/>
-                    </a:prstGeom>
-                  </pic:spPr>
-                </pic:pic>
-              </a:graphicData>
-            </a:graphic>
-          </wp:inline>
-        </w:drawing>
+        <w:t>These values help to understand the efficiency of the algorithm.</w:t>
       </w:r>
     </w:p>
+    <w:p/>
     <w:p>
       <w:pPr>
         <w:rPr>
           <w:b/>
           <w:bCs/>
-          <w:sz w:val="32"/>
-          <w:szCs w:val="32"/>
         </w:rPr>
       </w:pPr>
       <w:r>
         <w:rPr>
           <w:b/>
           <w:bCs/>
-          <w:sz w:val="32"/>
-          <w:szCs w:val="32"/>
-        </w:rPr>
-        <w:t>2. Depth First Search (DFS)</w:t>
-      </w:r>
-    </w:p>
-    <w:p>
-      <w:pPr>
-        <w:rPr>
-          <w:b/>
-          <w:bCs/>
-        </w:rPr>
-      </w:pPr>
-      <w:r>
-        <w:rPr>
-          <w:b/>
-          <w:bCs/>
-        </w:rPr>
-        <w:t>How I Implemented</w:t>
-      </w:r>
-    </w:p>
-    <w:p>
-      <w:r>
-        <w:t>I implemented DFS by expanding one path deeply before exploring other options.</w:t>
-      </w:r>
-      <w:r>
-        <w:br/>
-        <w:t>In my code, I always followed the required movement order while adding neighbors.</w:t>
-      </w:r>
-      <w:r>
-        <w:br/>
-        <w:t>The algorithm continues until it reaches the target or all paths are checked.</w:t>
-      </w:r>
-      <w:r>
-        <w:br/>
-        <w:t>The final path is displayed using the parent tracking method.</w:t>
-      </w:r>
-    </w:p>
-    <w:p>
-      <w:pPr>
-        <w:rPr>
-          <w:b/>
-          <w:bCs/>
-        </w:rPr>
-      </w:pPr>
-      <w:r>
-        <w:rPr>
-          <w:b/>
-          <w:bCs/>
-        </w:rPr>
-        <w:t>Pros</w:t>
-      </w:r>
-    </w:p>
-    <w:p>
-      <w:pPr>
-        <w:numPr>
-          <w:ilvl w:val="0"/>
-          <w:numId w:val="3"/>
-        </w:numPr>
-      </w:pPr>
-      <w:r>
-        <w:t>Simple and fast in some cases.</w:t>
-      </w:r>
-    </w:p>
-    <w:p>
-      <w:pPr>
-        <w:numPr>
-          <w:ilvl w:val="0"/>
-          <w:numId w:val="3"/>
-        </w:numPr>
-      </w:pPr>
-      <w:r>
-        <w:t>Uses less memory compared to BFS.</w:t>
-      </w:r>
-    </w:p>
-    <w:p>
-      <w:pPr>
-        <w:rPr>
-          <w:b/>
-          <w:bCs/>
-        </w:rPr>
-      </w:pPr>
-      <w:r>
-        <w:rPr>
-          <w:b/>
-          <w:bCs/>
-        </w:rPr>
-        <w:t>Cons</w:t>
-      </w:r>
-    </w:p>
-    <w:p>
-      <w:pPr>
-        <w:numPr>
-          <w:ilvl w:val="0"/>
-          <w:numId w:val="4"/>
-        </w:numPr>
-      </w:pPr>
-      <w:r>
-        <w:t>May not return the shortest path.</w:t>
-      </w:r>
-    </w:p>
-    <w:p>
-      <w:pPr>
-        <w:numPr>
-          <w:ilvl w:val="0"/>
-          <w:numId w:val="4"/>
-        </w:numPr>
-      </w:pPr>
-      <w:r>
-        <w:t>Can spend time exploring long wrong paths.</w:t>
-      </w:r>
-    </w:p>
-    <w:p>
-      <w:r>
-        <w:lastRenderedPageBreak/>
-        <w:drawing>
-          <wp:inline distT="0" distB="0" distL="0" distR="0" wp14:anchorId="01C782B6" wp14:editId="2484CE4F">
-            <wp:extent cx="5943600" cy="2425065"/>
-            <wp:effectExtent l="0" t="0" r="0" b="0"/>
-            <wp:docPr id="1642966407" name="Picture 1"/>
-            <wp:cNvGraphicFramePr>
-              <a:graphicFrameLocks xmlns:a="http://schemas.openxmlformats.org/drawingml/2006/main" noChangeAspect="1"/>
-            </wp:cNvGraphicFramePr>
-            <a:graphic xmlns:a="http://schemas.openxmlformats.org/drawingml/2006/main">
-              <a:graphicData uri="http://schemas.openxmlformats.org/drawingml/2006/picture">
-                <pic:pic xmlns:pic="http://schemas.openxmlformats.org/drawingml/2006/picture">
-                  <pic:nvPicPr>
-                    <pic:cNvPr id="1642966407" name=""/>
-                    <pic:cNvPicPr/>
-                  </pic:nvPicPr>
-                  <pic:blipFill>
-                    <a:blip r:embed="rId9"/>
-                    <a:stretch>
-                      <a:fillRect/>
-                    </a:stretch>
-                  </pic:blipFill>
-                  <pic:spPr>
-                    <a:xfrm>
-                      <a:off x="0" y="0"/>
-                      <a:ext cx="5943600" cy="2425065"/>
-                    </a:xfrm>
-                    <a:prstGeom prst="rect">
-                      <a:avLst/>
-                    </a:prstGeom>
-                  </pic:spPr>
-                </pic:pic>
-              </a:graphicData>
-            </a:graphic>
-          </wp:inline>
-        </w:drawing>
-      </w:r>
-    </w:p>
-    <w:p>
-      <w:pPr>
-        <w:rPr>
-          <w:b/>
-          <w:bCs/>
-          <w:sz w:val="32"/>
-          <w:szCs w:val="32"/>
-        </w:rPr>
-      </w:pPr>
-      <w:r>
-        <w:rPr>
-          <w:b/>
-          <w:bCs/>
-          <w:sz w:val="32"/>
-          <w:szCs w:val="32"/>
-        </w:rPr>
-        <w:t>3. Uniform Cost Search (UCS)</w:t>
-      </w:r>
-    </w:p>
-    <w:p>
-      <w:pPr>
-        <w:rPr>
-          <w:b/>
-          <w:bCs/>
-        </w:rPr>
-      </w:pPr>
-      <w:r>
-        <w:rPr>
-          <w:b/>
-          <w:bCs/>
-        </w:rPr>
-        <w:t>How I Implemented</w:t>
-      </w:r>
-    </w:p>
-    <w:p>
-      <w:r>
-        <w:t>I implemented UCS by assigning a cost value to each movement step.</w:t>
-      </w:r>
-      <w:r>
-        <w:br/>
-        <w:t>During the search, the node with the lowest total cost was expanded first.</w:t>
-      </w:r>
-      <w:r>
-        <w:br/>
-        <w:t>I stored the cost and parent information for every visited node.</w:t>
-      </w:r>
-      <w:r>
-        <w:br/>
-        <w:t>After reaching the target, the least-cost path was highlighted in the GUI.</w:t>
-      </w:r>
-    </w:p>
-    <w:p>
-      <w:pPr>
-        <w:rPr>
-          <w:b/>
-          <w:bCs/>
-        </w:rPr>
-      </w:pPr>
-      <w:r>
-        <w:rPr>
-          <w:b/>
-          <w:bCs/>
-        </w:rPr>
-        <w:t>Pros</w:t>
-      </w:r>
-    </w:p>
-    <w:p>
-      <w:pPr>
-        <w:numPr>
-          <w:ilvl w:val="0"/>
-          <w:numId w:val="5"/>
-        </w:numPr>
-      </w:pPr>
-      <w:r>
-        <w:t>Finds the most cost-efficient path.</w:t>
-      </w:r>
-    </w:p>
-    <w:p>
-      <w:pPr>
-        <w:numPr>
-          <w:ilvl w:val="0"/>
-          <w:numId w:val="5"/>
-        </w:numPr>
-      </w:pPr>
-      <w:r>
-        <w:t>Better when movement cost is not the same.</w:t>
-      </w:r>
-    </w:p>
-    <w:p>
-      <w:pPr>
-        <w:rPr>
-          <w:b/>
-          <w:bCs/>
-        </w:rPr>
-      </w:pPr>
-      <w:r>
-        <w:rPr>
-          <w:b/>
-          <w:bCs/>
-        </w:rPr>
-        <w:t>Cons</w:t>
-      </w:r>
-    </w:p>
-    <w:p>
-      <w:pPr>
-        <w:numPr>
-          <w:ilvl w:val="0"/>
-          <w:numId w:val="6"/>
-        </w:numPr>
-      </w:pPr>
-      <w:r>
-        <w:t>Slower than BFS due to cost comparisons.</w:t>
-      </w:r>
-    </w:p>
-    <w:p>
-      <w:pPr>
-        <w:numPr>
-          <w:ilvl w:val="0"/>
-          <w:numId w:val="6"/>
-        </w:numPr>
-      </w:pPr>
-      <w:r>
-        <w:t>More computation is required.</w:t>
-      </w:r>
-    </w:p>
-    <w:p>
-      <w:pPr>
-        <w:ind w:left="360"/>
-      </w:pPr>
-      <w:r>
-        <w:lastRenderedPageBreak/>
-        <w:drawing>
-          <wp:inline distT="0" distB="0" distL="0" distR="0" wp14:anchorId="47D09D19" wp14:editId="662758F8">
-            <wp:extent cx="5943600" cy="2543175"/>
-            <wp:effectExtent l="0" t="0" r="0" b="9525"/>
-            <wp:docPr id="681387652" name="Picture 1"/>
-            <wp:cNvGraphicFramePr>
-              <a:graphicFrameLocks xmlns:a="http://schemas.openxmlformats.org/drawingml/2006/main" noChangeAspect="1"/>
-            </wp:cNvGraphicFramePr>
-            <a:graphic xmlns:a="http://schemas.openxmlformats.org/drawingml/2006/main">
-              <a:graphicData uri="http://schemas.openxmlformats.org/drawingml/2006/picture">
-                <pic:pic xmlns:pic="http://schemas.openxmlformats.org/drawingml/2006/picture">
-                  <pic:nvPicPr>
-                    <pic:cNvPr id="681387652" name=""/>
-                    <pic:cNvPicPr/>
-                  </pic:nvPicPr>
-                  <pic:blipFill>
-                    <a:blip r:embed="rId10"/>
-                    <a:stretch>
-                      <a:fillRect/>
-                    </a:stretch>
-                  </pic:blipFill>
-                  <pic:spPr>
-                    <a:xfrm>
-                      <a:off x="0" y="0"/>
-                      <a:ext cx="5943600" cy="2543175"/>
-                    </a:xfrm>
-                    <a:prstGeom prst="rect">
-                      <a:avLst/>
-                    </a:prstGeom>
-                  </pic:spPr>
-                </pic:pic>
-              </a:graphicData>
-            </a:graphic>
-          </wp:inline>
-        </w:drawing>
-      </w:r>
-    </w:p>
-    <w:p>
-      <w:pPr>
-        <w:rPr>
-          <w:b/>
-          <w:bCs/>
-          <w:sz w:val="32"/>
-          <w:szCs w:val="32"/>
-        </w:rPr>
-      </w:pPr>
-      <w:r>
-        <w:rPr>
-          <w:b/>
-          <w:bCs/>
-          <w:sz w:val="32"/>
-          <w:szCs w:val="32"/>
-        </w:rPr>
-        <w:t>4. Depth Limited Search (DLS)</w:t>
-      </w:r>
-    </w:p>
-    <w:p>
-      <w:pPr>
-        <w:rPr>
-          <w:b/>
-          <w:bCs/>
-        </w:rPr>
-      </w:pPr>
-      <w:r>
-        <w:rPr>
-          <w:b/>
-          <w:bCs/>
-        </w:rPr>
-        <w:t>How I Implemented</w:t>
-      </w:r>
-    </w:p>
-    <w:p>
-      <w:r>
-        <w:t>I implemented DLS by applying DFS with a maximum depth limit.</w:t>
-      </w:r>
-      <w:r>
-        <w:br/>
-        <w:t>The search stops expanding nodes once the depth reaches the given limit.</w:t>
-      </w:r>
-      <w:r>
-        <w:br/>
-        <w:t>If the target is found within the limit, the path is displayed.</w:t>
-      </w:r>
-      <w:r>
-        <w:br/>
-        <w:t>Otherwise, the algorithm ends without success.</w:t>
-      </w:r>
-    </w:p>
-    <w:p>
-      <w:pPr>
-        <w:rPr>
-          <w:b/>
-          <w:bCs/>
-        </w:rPr>
-      </w:pPr>
-      <w:r>
-        <w:rPr>
-          <w:b/>
-          <w:bCs/>
-        </w:rPr>
-        <w:t>Pros</w:t>
-      </w:r>
-    </w:p>
-    <w:p>
-      <w:pPr>
-        <w:numPr>
-          <w:ilvl w:val="0"/>
-          <w:numId w:val="7"/>
-        </w:numPr>
-      </w:pPr>
-      <w:r>
-        <w:t>Prevents infinite exploration.</w:t>
-      </w:r>
-    </w:p>
-    <w:p>
-      <w:pPr>
-        <w:numPr>
-          <w:ilvl w:val="0"/>
-          <w:numId w:val="7"/>
-        </w:numPr>
-      </w:pPr>
-      <w:r>
-        <w:t>Useful when depth is known.</w:t>
-      </w:r>
-    </w:p>
-    <w:p>
-      <w:pPr>
-        <w:rPr>
-          <w:b/>
-          <w:bCs/>
-        </w:rPr>
-      </w:pPr>
-      <w:r>
-        <w:rPr>
-          <w:b/>
-          <w:bCs/>
-        </w:rPr>
-        <w:t>Cons</w:t>
-      </w:r>
-    </w:p>
-    <w:p>
-      <w:pPr>
-        <w:numPr>
-          <w:ilvl w:val="0"/>
-          <w:numId w:val="8"/>
-        </w:numPr>
-      </w:pPr>
-      <w:r>
-        <w:t>Fails if the target is deeper than the limit.</w:t>
-      </w:r>
-    </w:p>
-    <w:p>
-      <w:pPr>
-        <w:numPr>
-          <w:ilvl w:val="0"/>
-          <w:numId w:val="8"/>
-        </w:numPr>
-      </w:pPr>
-      <w:r>
-        <w:t>Choosing the correct limit is difficult.</w:t>
-      </w:r>
-    </w:p>
-    <w:p>
-      <w:r>
-        <w:lastRenderedPageBreak/>
-        <w:drawing>
-          <wp:inline distT="0" distB="0" distL="0" distR="0" wp14:anchorId="61F5B4ED" wp14:editId="2EEFB300">
-            <wp:extent cx="5943600" cy="5059045"/>
-            <wp:effectExtent l="0" t="0" r="0" b="8255"/>
-            <wp:docPr id="956769330" name="Picture 1"/>
-            <wp:cNvGraphicFramePr>
-              <a:graphicFrameLocks xmlns:a="http://schemas.openxmlformats.org/drawingml/2006/main" noChangeAspect="1"/>
-            </wp:cNvGraphicFramePr>
-            <a:graphic xmlns:a="http://schemas.openxmlformats.org/drawingml/2006/main">
-              <a:graphicData uri="http://schemas.openxmlformats.org/drawingml/2006/picture">
-                <pic:pic xmlns:pic="http://schemas.openxmlformats.org/drawingml/2006/picture">
-                  <pic:nvPicPr>
-                    <pic:cNvPr id="956769330" name=""/>
-                    <pic:cNvPicPr/>
-                  </pic:nvPicPr>
-                  <pic:blipFill>
-                    <a:blip r:embed="rId11"/>
-                    <a:stretch>
-                      <a:fillRect/>
-                    </a:stretch>
-                  </pic:blipFill>
-                  <pic:spPr>
-                    <a:xfrm>
-                      <a:off x="0" y="0"/>
-                      <a:ext cx="5943600" cy="5059045"/>
-                    </a:xfrm>
-                    <a:prstGeom prst="rect">
-                      <a:avLst/>
-                    </a:prstGeom>
-                  </pic:spPr>
-                </pic:pic>
-              </a:graphicData>
-            </a:graphic>
-          </wp:inline>
-        </w:drawing>
-      </w:r>
-    </w:p>
-    <w:p>
-      <w:pPr>
-        <w:rPr>
-          <w:b/>
-          <w:bCs/>
-          <w:sz w:val="32"/>
-          <w:szCs w:val="32"/>
-        </w:rPr>
-      </w:pPr>
-      <w:r>
-        <w:rPr>
-          <w:b/>
-          <w:bCs/>
-          <w:sz w:val="32"/>
-          <w:szCs w:val="32"/>
-        </w:rPr>
-        <w:t>5. Iterative Deepening DFS (IDDFS)</w:t>
-      </w:r>
-    </w:p>
-    <w:p>
-      <w:pPr>
-        <w:rPr>
-          <w:b/>
-          <w:bCs/>
-        </w:rPr>
-      </w:pPr>
-      <w:r>
-        <w:rPr>
-          <w:b/>
-          <w:bCs/>
-        </w:rPr>
-        <w:t>How I Implemented</w:t>
-      </w:r>
-    </w:p>
-    <w:p>
-      <w:r>
-        <w:t>I implemented IDDFS by running Depth Limited Search multiple times.</w:t>
-      </w:r>
-      <w:r>
-        <w:br/>
-        <w:t>Each time, I increased the depth limit gradually until the target was found.</w:t>
-      </w:r>
-      <w:r>
-        <w:br/>
-        <w:t>This allowed the algorithm to explore efficiently without using too much memory.</w:t>
-      </w:r>
-      <w:r>
-        <w:br/>
-        <w:t>The final path was shown once the correct depth level reached the target.</w:t>
-      </w:r>
-    </w:p>
-    <w:p>
-      <w:pPr>
-        <w:rPr>
-          <w:b/>
-          <w:bCs/>
-        </w:rPr>
-      </w:pPr>
-      <w:r>
-        <w:rPr>
-          <w:b/>
-          <w:bCs/>
-        </w:rPr>
-        <w:t>Pros</w:t>
-      </w:r>
-    </w:p>
-    <w:p>
-      <w:pPr>
-        <w:numPr>
-          <w:ilvl w:val="0"/>
-          <w:numId w:val="9"/>
-        </w:numPr>
-      </w:pPr>
-      <w:r>
-        <w:t>Combines benefits of BFS and DFS.</w:t>
-      </w:r>
-    </w:p>
-    <w:p>
-      <w:pPr>
-        <w:numPr>
-          <w:ilvl w:val="0"/>
-          <w:numId w:val="9"/>
-        </w:numPr>
-      </w:pPr>
-      <w:r>
-        <w:t>Finds the shortest path with low memory usage.</w:t>
-      </w:r>
-    </w:p>
-    <w:p>
-      <w:pPr>
-        <w:rPr>
-          <w:b/>
-          <w:bCs/>
-        </w:rPr>
-      </w:pPr>
-      <w:r>
-        <w:rPr>
-          <w:b/>
-          <w:bCs/>
-        </w:rPr>
-        <w:t>Cons</w:t>
-      </w:r>
-    </w:p>
-    <w:p>
-      <w:pPr>
-        <w:numPr>
-          <w:ilvl w:val="0"/>
-          <w:numId w:val="10"/>
-        </w:numPr>
-      </w:pPr>
-      <w:r>
-        <w:lastRenderedPageBreak/>
-        <w:t>Repeats the search many times.</w:t>
-      </w:r>
-    </w:p>
-    <w:p>
-      <w:pPr>
-        <w:numPr>
-          <w:ilvl w:val="0"/>
-          <w:numId w:val="10"/>
-        </w:numPr>
-      </w:pPr>
-      <w:r>
-        <w:t>Takes longer in deep target cases.</w:t>
-      </w:r>
-    </w:p>
-    <w:p>
-      <w:r>
-        <w:drawing>
-          <wp:inline distT="0" distB="0" distL="0" distR="0" wp14:anchorId="73F14E92" wp14:editId="4B9DDD6B">
-            <wp:extent cx="5943600" cy="3552825"/>
-            <wp:effectExtent l="0" t="0" r="0" b="9525"/>
-            <wp:docPr id="1496767738" name="Picture 1"/>
-            <wp:cNvGraphicFramePr>
-              <a:graphicFrameLocks xmlns:a="http://schemas.openxmlformats.org/drawingml/2006/main" noChangeAspect="1"/>
-            </wp:cNvGraphicFramePr>
-            <a:graphic xmlns:a="http://schemas.openxmlformats.org/drawingml/2006/main">
-              <a:graphicData uri="http://schemas.openxmlformats.org/drawingml/2006/picture">
-                <pic:pic xmlns:pic="http://schemas.openxmlformats.org/drawingml/2006/picture">
-                  <pic:nvPicPr>
-                    <pic:cNvPr id="1496767738" name=""/>
-                    <pic:cNvPicPr/>
-                  </pic:nvPicPr>
-                  <pic:blipFill>
-                    <a:blip r:embed="rId12"/>
-                    <a:stretch>
-                      <a:fillRect/>
-                    </a:stretch>
-                  </pic:blipFill>
-                  <pic:spPr>
-                    <a:xfrm>
-                      <a:off x="0" y="0"/>
-                      <a:ext cx="5943600" cy="3552825"/>
-                    </a:xfrm>
-                    <a:prstGeom prst="rect">
-                      <a:avLst/>
-                    </a:prstGeom>
-                  </pic:spPr>
-                </pic:pic>
-              </a:graphicData>
-            </a:graphic>
-          </wp:inline>
-        </w:drawing>
-      </w:r>
-    </w:p>
-    <w:p>
-      <w:pPr>
-        <w:rPr>
-          <w:b/>
-          <w:bCs/>
-        </w:rPr>
-      </w:pPr>
-      <w:r>
-        <w:rPr>
-          <w:b/>
-          <w:bCs/>
-        </w:rPr>
-        <w:t>6. Bidirectional Search</w:t>
-      </w:r>
-    </w:p>
-    <w:p>
-      <w:pPr>
-        <w:rPr>
-          <w:b/>
-          <w:bCs/>
-        </w:rPr>
-      </w:pPr>
-      <w:r>
-        <w:rPr>
-          <w:b/>
-          <w:bCs/>
-        </w:rPr>
-        <w:t>How I Implemented</w:t>
-      </w:r>
-    </w:p>
-    <w:p>
-      <w:r>
-        <w:t>I implemented Bidirectional Search by starting two simultaneous searches:</w:t>
-      </w:r>
-      <w:r>
-        <w:br/>
-        <w:t>one from the Start node and one from the Target node.</w:t>
-      </w:r>
-      <w:r>
-        <w:br/>
-        <w:t>Both searches expanded until they met at a common point.</w:t>
-      </w:r>
-      <w:r>
-        <w:br/>
-        <w:t>After meeting, I combined both parent paths to create the final complete route.</w:t>
-      </w:r>
-      <w:r>
-        <w:br/>
-        <w:t>The GUI then highlighted the merged shortest path.</w:t>
-      </w:r>
-    </w:p>
-    <w:p>
-      <w:pPr>
-        <w:rPr>
-          <w:b/>
-          <w:bCs/>
-        </w:rPr>
-      </w:pPr>
-      <w:r>
-        <w:rPr>
-          <w:b/>
-          <w:bCs/>
-        </w:rPr>
-        <w:t>Pros</w:t>
-      </w:r>
-    </w:p>
-    <w:p>
-      <w:pPr>
-        <w:numPr>
-          <w:ilvl w:val="0"/>
-          <w:numId w:val="11"/>
-        </w:numPr>
-      </w:pPr>
-      <w:r>
-        <w:t>Faster in large grids.</w:t>
-      </w:r>
-    </w:p>
-    <w:p>
-      <w:pPr>
-        <w:numPr>
-          <w:ilvl w:val="0"/>
-          <w:numId w:val="11"/>
-        </w:numPr>
-      </w:pPr>
-      <w:r>
-        <w:t>Explores fewer nodes compared to BFS.</w:t>
-      </w:r>
-    </w:p>
-    <w:p>
-      <w:pPr>
-        <w:rPr>
-          <w:b/>
-          <w:bCs/>
-        </w:rPr>
-      </w:pPr>
-      <w:r>
-        <w:rPr>
-          <w:b/>
-          <w:bCs/>
-        </w:rPr>
-        <w:t>Cons</w:t>
-      </w:r>
-    </w:p>
-    <w:p>
-      <w:pPr>
-        <w:numPr>
-          <w:ilvl w:val="0"/>
-          <w:numId w:val="12"/>
-        </w:numPr>
-      </w:pPr>
-      <w:r>
-        <w:t>More complex to manage two searches.</w:t>
-      </w:r>
-    </w:p>
-    <w:p>
-      <w:pPr>
-        <w:numPr>
-          <w:ilvl w:val="0"/>
-          <w:numId w:val="12"/>
-        </w:numPr>
-      </w:pPr>
-      <w:r>
-        <w:t>Requires extra memory for two visited sets.</w:t>
-      </w:r>
-    </w:p>
-    <w:p>
-      <w:pPr>
-        <w:ind w:left="360"/>
-      </w:pPr>
-      <w:r>
-        <w:lastRenderedPageBreak/>
-        <w:drawing>
-          <wp:inline distT="0" distB="0" distL="0" distR="0" wp14:anchorId="034D2134" wp14:editId="47326C13">
-            <wp:extent cx="5943600" cy="2776220"/>
-            <wp:effectExtent l="0" t="0" r="0" b="5080"/>
-            <wp:docPr id="409549923" name="Picture 1"/>
-            <wp:cNvGraphicFramePr>
-              <a:graphicFrameLocks xmlns:a="http://schemas.openxmlformats.org/drawingml/2006/main" noChangeAspect="1"/>
-            </wp:cNvGraphicFramePr>
-            <a:graphic xmlns:a="http://schemas.openxmlformats.org/drawingml/2006/main">
-              <a:graphicData uri="http://schemas.openxmlformats.org/drawingml/2006/picture">
-                <pic:pic xmlns:pic="http://schemas.openxmlformats.org/drawingml/2006/picture">
-                  <pic:nvPicPr>
-                    <pic:cNvPr id="409549923" name=""/>
-                    <pic:cNvPicPr/>
-                  </pic:nvPicPr>
-                  <pic:blipFill>
-                    <a:blip r:embed="rId13"/>
-                    <a:stretch>
-                      <a:fillRect/>
-                    </a:stretch>
-                  </pic:blipFill>
-                  <pic:spPr>
-                    <a:xfrm>
-                      <a:off x="0" y="0"/>
-                      <a:ext cx="5943600" cy="2776220"/>
-                    </a:xfrm>
-                    <a:prstGeom prst="rect">
-                      <a:avLst/>
-                    </a:prstGeom>
-                  </pic:spPr>
-                </pic:pic>
-              </a:graphicData>
-            </a:graphic>
-          </wp:inline>
-        </w:drawing>
-      </w:r>
-    </w:p>
-    <w:p>
-      <w:pPr>
-        <w:rPr>
-          <w:sz w:val="32"/>
-          <w:szCs w:val="32"/>
-        </w:rPr>
-      </w:pPr>
-      <w:r>
-        <w:rPr>
-          <w:sz w:val="32"/>
-          <w:szCs w:val="32"/>
         </w:rPr>
         <w:t>Conclusion</w:t>
       </w:r>
     </w:p>
     <w:p>
       <w:r>
-        <w:t>This assignment helped me understand how different uninformed search algorithms behave in a grid environment.</w:t>
-      </w:r>
-      <w:r>
-        <w:br/>
-        <w:t>Each algorithm explores differently, and the GUI visualization clearly shows their strengths and weaknesses.</w:t>
+        <w:t>The CSP approach is effective for solving Sudoku problems. Backtracking with constraint checking reduces invalid possibilities and helps reach the solution efficiently.</w:t>
       </w:r>
     </w:p>
     <w:p/>
     <w:p>
-      <w:proofErr w:type="spellStart"/>
       <w:r>
-        <w:t>Github</w:t>
+        <w:t>GitHub</w:t>
       </w:r>
-      <w:proofErr w:type="spellEnd"/>
       <w:r>
         <w:t xml:space="preserve"> </w:t>
       </w:r>
-      <w:proofErr w:type="gramStart"/>
       <w:r>
-        <w:t>link :</w:t>
+        <w:t>link:</w:t>
       </w:r>
-      <w:proofErr w:type="gramEnd"/>
     </w:p>
     <w:p>
-      <w:hyperlink r:id="rId14" w:history="1">
+      <w:hyperlink r:id="rId8" w:history="1">
         <w:r>
           <w:rPr>
             <w:rStyle w:val="Hyperlink"/>
           </w:rPr>
-          <w:t>https://github.com/AliHassan-302/Uninformed-Seraches-with-Visulization-</w:t>
+          <w:t>https://github.com/AliHassan-302/CSP_Sudoko_Solver_</w:t>
         </w:r>
       </w:hyperlink>
     </w:p>
@@ -2674,6 +1765,304 @@
     </w:lvl>
   </w:abstractNum>
   <w:abstractNum w:abstractNumId="6" w15:restartNumberingAfterBreak="0">
+    <w:nsid w:val="450108B3"/>
+    <w:multiLevelType w:val="multilevel"/>
+    <w:tmpl w:val="C300688C"/>
+    <w:lvl w:ilvl="0">
+      <w:start w:val="1"/>
+      <w:numFmt w:val="bullet"/>
+      <w:lvlText w:val=""/>
+      <w:lvlJc w:val="left"/>
+      <w:pPr>
+        <w:tabs>
+          <w:tab w:val="num" w:pos="720"/>
+        </w:tabs>
+        <w:ind w:left="720" w:hanging="360"/>
+      </w:pPr>
+      <w:rPr>
+        <w:rFonts w:ascii="Symbol" w:hAnsi="Symbol" w:hint="default"/>
+        <w:sz w:val="20"/>
+      </w:rPr>
+    </w:lvl>
+    <w:lvl w:ilvl="1" w:tentative="1">
+      <w:start w:val="1"/>
+      <w:numFmt w:val="bullet"/>
+      <w:lvlText w:val="o"/>
+      <w:lvlJc w:val="left"/>
+      <w:pPr>
+        <w:tabs>
+          <w:tab w:val="num" w:pos="1440"/>
+        </w:tabs>
+        <w:ind w:left="1440" w:hanging="360"/>
+      </w:pPr>
+      <w:rPr>
+        <w:rFonts w:ascii="Courier New" w:hAnsi="Courier New" w:hint="default"/>
+        <w:sz w:val="20"/>
+      </w:rPr>
+    </w:lvl>
+    <w:lvl w:ilvl="2" w:tentative="1">
+      <w:start w:val="1"/>
+      <w:numFmt w:val="bullet"/>
+      <w:lvlText w:val=""/>
+      <w:lvlJc w:val="left"/>
+      <w:pPr>
+        <w:tabs>
+          <w:tab w:val="num" w:pos="2160"/>
+        </w:tabs>
+        <w:ind w:left="2160" w:hanging="360"/>
+      </w:pPr>
+      <w:rPr>
+        <w:rFonts w:ascii="Wingdings" w:hAnsi="Wingdings" w:hint="default"/>
+        <w:sz w:val="20"/>
+      </w:rPr>
+    </w:lvl>
+    <w:lvl w:ilvl="3" w:tentative="1">
+      <w:start w:val="1"/>
+      <w:numFmt w:val="bullet"/>
+      <w:lvlText w:val=""/>
+      <w:lvlJc w:val="left"/>
+      <w:pPr>
+        <w:tabs>
+          <w:tab w:val="num" w:pos="2880"/>
+        </w:tabs>
+        <w:ind w:left="2880" w:hanging="360"/>
+      </w:pPr>
+      <w:rPr>
+        <w:rFonts w:ascii="Wingdings" w:hAnsi="Wingdings" w:hint="default"/>
+        <w:sz w:val="20"/>
+      </w:rPr>
+    </w:lvl>
+    <w:lvl w:ilvl="4" w:tentative="1">
+      <w:start w:val="1"/>
+      <w:numFmt w:val="bullet"/>
+      <w:lvlText w:val=""/>
+      <w:lvlJc w:val="left"/>
+      <w:pPr>
+        <w:tabs>
+          <w:tab w:val="num" w:pos="3600"/>
+        </w:tabs>
+        <w:ind w:left="3600" w:hanging="360"/>
+      </w:pPr>
+      <w:rPr>
+        <w:rFonts w:ascii="Wingdings" w:hAnsi="Wingdings" w:hint="default"/>
+        <w:sz w:val="20"/>
+      </w:rPr>
+    </w:lvl>
+    <w:lvl w:ilvl="5" w:tentative="1">
+      <w:start w:val="1"/>
+      <w:numFmt w:val="bullet"/>
+      <w:lvlText w:val=""/>
+      <w:lvlJc w:val="left"/>
+      <w:pPr>
+        <w:tabs>
+          <w:tab w:val="num" w:pos="4320"/>
+        </w:tabs>
+        <w:ind w:left="4320" w:hanging="360"/>
+      </w:pPr>
+      <w:rPr>
+        <w:rFonts w:ascii="Wingdings" w:hAnsi="Wingdings" w:hint="default"/>
+        <w:sz w:val="20"/>
+      </w:rPr>
+    </w:lvl>
+    <w:lvl w:ilvl="6" w:tentative="1">
+      <w:start w:val="1"/>
+      <w:numFmt w:val="bullet"/>
+      <w:lvlText w:val=""/>
+      <w:lvlJc w:val="left"/>
+      <w:pPr>
+        <w:tabs>
+          <w:tab w:val="num" w:pos="5040"/>
+        </w:tabs>
+        <w:ind w:left="5040" w:hanging="360"/>
+      </w:pPr>
+      <w:rPr>
+        <w:rFonts w:ascii="Wingdings" w:hAnsi="Wingdings" w:hint="default"/>
+        <w:sz w:val="20"/>
+      </w:rPr>
+    </w:lvl>
+    <w:lvl w:ilvl="7" w:tentative="1">
+      <w:start w:val="1"/>
+      <w:numFmt w:val="bullet"/>
+      <w:lvlText w:val=""/>
+      <w:lvlJc w:val="left"/>
+      <w:pPr>
+        <w:tabs>
+          <w:tab w:val="num" w:pos="5760"/>
+        </w:tabs>
+        <w:ind w:left="5760" w:hanging="360"/>
+      </w:pPr>
+      <w:rPr>
+        <w:rFonts w:ascii="Wingdings" w:hAnsi="Wingdings" w:hint="default"/>
+        <w:sz w:val="20"/>
+      </w:rPr>
+    </w:lvl>
+    <w:lvl w:ilvl="8" w:tentative="1">
+      <w:start w:val="1"/>
+      <w:numFmt w:val="bullet"/>
+      <w:lvlText w:val=""/>
+      <w:lvlJc w:val="left"/>
+      <w:pPr>
+        <w:tabs>
+          <w:tab w:val="num" w:pos="6480"/>
+        </w:tabs>
+        <w:ind w:left="6480" w:hanging="360"/>
+      </w:pPr>
+      <w:rPr>
+        <w:rFonts w:ascii="Wingdings" w:hAnsi="Wingdings" w:hint="default"/>
+        <w:sz w:val="20"/>
+      </w:rPr>
+    </w:lvl>
+  </w:abstractNum>
+  <w:abstractNum w:abstractNumId="7" w15:restartNumberingAfterBreak="0">
+    <w:nsid w:val="5AE07E2C"/>
+    <w:multiLevelType w:val="multilevel"/>
+    <w:tmpl w:val="83D2A8BE"/>
+    <w:lvl w:ilvl="0">
+      <w:start w:val="1"/>
+      <w:numFmt w:val="bullet"/>
+      <w:lvlText w:val=""/>
+      <w:lvlJc w:val="left"/>
+      <w:pPr>
+        <w:tabs>
+          <w:tab w:val="num" w:pos="720"/>
+        </w:tabs>
+        <w:ind w:left="720" w:hanging="360"/>
+      </w:pPr>
+      <w:rPr>
+        <w:rFonts w:ascii="Symbol" w:hAnsi="Symbol" w:hint="default"/>
+        <w:sz w:val="20"/>
+      </w:rPr>
+    </w:lvl>
+    <w:lvl w:ilvl="1">
+      <w:start w:val="1"/>
+      <w:numFmt w:val="bullet"/>
+      <w:lvlText w:val="o"/>
+      <w:lvlJc w:val="left"/>
+      <w:pPr>
+        <w:tabs>
+          <w:tab w:val="num" w:pos="1440"/>
+        </w:tabs>
+        <w:ind w:left="1440" w:hanging="360"/>
+      </w:pPr>
+      <w:rPr>
+        <w:rFonts w:ascii="Courier New" w:hAnsi="Courier New" w:hint="default"/>
+        <w:sz w:val="20"/>
+      </w:rPr>
+    </w:lvl>
+    <w:lvl w:ilvl="2" w:tentative="1">
+      <w:start w:val="1"/>
+      <w:numFmt w:val="bullet"/>
+      <w:lvlText w:val=""/>
+      <w:lvlJc w:val="left"/>
+      <w:pPr>
+        <w:tabs>
+          <w:tab w:val="num" w:pos="2160"/>
+        </w:tabs>
+        <w:ind w:left="2160" w:hanging="360"/>
+      </w:pPr>
+      <w:rPr>
+        <w:rFonts w:ascii="Wingdings" w:hAnsi="Wingdings" w:hint="default"/>
+        <w:sz w:val="20"/>
+      </w:rPr>
+    </w:lvl>
+    <w:lvl w:ilvl="3" w:tentative="1">
+      <w:start w:val="1"/>
+      <w:numFmt w:val="bullet"/>
+      <w:lvlText w:val=""/>
+      <w:lvlJc w:val="left"/>
+      <w:pPr>
+        <w:tabs>
+          <w:tab w:val="num" w:pos="2880"/>
+        </w:tabs>
+        <w:ind w:left="2880" w:hanging="360"/>
+      </w:pPr>
+      <w:rPr>
+        <w:rFonts w:ascii="Wingdings" w:hAnsi="Wingdings" w:hint="default"/>
+        <w:sz w:val="20"/>
+      </w:rPr>
+    </w:lvl>
+    <w:lvl w:ilvl="4" w:tentative="1">
+      <w:start w:val="1"/>
+      <w:numFmt w:val="bullet"/>
+      <w:lvlText w:val=""/>
+      <w:lvlJc w:val="left"/>
+      <w:pPr>
+        <w:tabs>
+          <w:tab w:val="num" w:pos="3600"/>
+        </w:tabs>
+        <w:ind w:left="3600" w:hanging="360"/>
+      </w:pPr>
+      <w:rPr>
+        <w:rFonts w:ascii="Wingdings" w:hAnsi="Wingdings" w:hint="default"/>
+        <w:sz w:val="20"/>
+      </w:rPr>
+    </w:lvl>
+    <w:lvl w:ilvl="5" w:tentative="1">
+      <w:start w:val="1"/>
+      <w:numFmt w:val="bullet"/>
+      <w:lvlText w:val=""/>
+      <w:lvlJc w:val="left"/>
+      <w:pPr>
+        <w:tabs>
+          <w:tab w:val="num" w:pos="4320"/>
+        </w:tabs>
+        <w:ind w:left="4320" w:hanging="360"/>
+      </w:pPr>
+      <w:rPr>
+        <w:rFonts w:ascii="Wingdings" w:hAnsi="Wingdings" w:hint="default"/>
+        <w:sz w:val="20"/>
+      </w:rPr>
+    </w:lvl>
+    <w:lvl w:ilvl="6" w:tentative="1">
+      <w:start w:val="1"/>
+      <w:numFmt w:val="bullet"/>
+      <w:lvlText w:val=""/>
+      <w:lvlJc w:val="left"/>
+      <w:pPr>
+        <w:tabs>
+          <w:tab w:val="num" w:pos="5040"/>
+        </w:tabs>
+        <w:ind w:left="5040" w:hanging="360"/>
+      </w:pPr>
+      <w:rPr>
+        <w:rFonts w:ascii="Wingdings" w:hAnsi="Wingdings" w:hint="default"/>
+        <w:sz w:val="20"/>
+      </w:rPr>
+    </w:lvl>
+    <w:lvl w:ilvl="7" w:tentative="1">
+      <w:start w:val="1"/>
+      <w:numFmt w:val="bullet"/>
+      <w:lvlText w:val=""/>
+      <w:lvlJc w:val="left"/>
+      <w:pPr>
+        <w:tabs>
+          <w:tab w:val="num" w:pos="5760"/>
+        </w:tabs>
+        <w:ind w:left="5760" w:hanging="360"/>
+      </w:pPr>
+      <w:rPr>
+        <w:rFonts w:ascii="Wingdings" w:hAnsi="Wingdings" w:hint="default"/>
+        <w:sz w:val="20"/>
+      </w:rPr>
+    </w:lvl>
+    <w:lvl w:ilvl="8" w:tentative="1">
+      <w:start w:val="1"/>
+      <w:numFmt w:val="bullet"/>
+      <w:lvlText w:val=""/>
+      <w:lvlJc w:val="left"/>
+      <w:pPr>
+        <w:tabs>
+          <w:tab w:val="num" w:pos="6480"/>
+        </w:tabs>
+        <w:ind w:left="6480" w:hanging="360"/>
+      </w:pPr>
+      <w:rPr>
+        <w:rFonts w:ascii="Wingdings" w:hAnsi="Wingdings" w:hint="default"/>
+        <w:sz w:val="20"/>
+      </w:rPr>
+    </w:lvl>
+  </w:abstractNum>
+  <w:abstractNum w:abstractNumId="8" w15:restartNumberingAfterBreak="0">
     <w:nsid w:val="6C58444D"/>
     <w:multiLevelType w:val="multilevel"/>
     <w:tmpl w:val="E1A876A2"/>
@@ -2822,7 +2211,7 @@
       </w:rPr>
     </w:lvl>
   </w:abstractNum>
-  <w:abstractNum w:abstractNumId="7" w15:restartNumberingAfterBreak="0">
+  <w:abstractNum w:abstractNumId="9" w15:restartNumberingAfterBreak="0">
     <w:nsid w:val="6D6B634D"/>
     <w:multiLevelType w:val="multilevel"/>
     <w:tmpl w:val="ABD0B8AE"/>
@@ -2971,7 +2360,7 @@
       </w:rPr>
     </w:lvl>
   </w:abstractNum>
-  <w:abstractNum w:abstractNumId="8" w15:restartNumberingAfterBreak="0">
+  <w:abstractNum w:abstractNumId="10" w15:restartNumberingAfterBreak="0">
     <w:nsid w:val="70D2714A"/>
     <w:multiLevelType w:val="multilevel"/>
     <w:tmpl w:val="CA1E6E78"/>
@@ -3120,7 +2509,7 @@
       </w:rPr>
     </w:lvl>
   </w:abstractNum>
-  <w:abstractNum w:abstractNumId="9" w15:restartNumberingAfterBreak="0">
+  <w:abstractNum w:abstractNumId="11" w15:restartNumberingAfterBreak="0">
     <w:nsid w:val="79ED53B4"/>
     <w:multiLevelType w:val="multilevel"/>
     <w:tmpl w:val="F0B4B9EE"/>
@@ -3269,7 +2658,7 @@
       </w:rPr>
     </w:lvl>
   </w:abstractNum>
-  <w:abstractNum w:abstractNumId="10" w15:restartNumberingAfterBreak="0">
+  <w:abstractNum w:abstractNumId="12" w15:restartNumberingAfterBreak="0">
     <w:nsid w:val="7E183058"/>
     <w:multiLevelType w:val="multilevel"/>
     <w:tmpl w:val="96F6C0D0"/>
@@ -3418,7 +2807,7 @@
       </w:rPr>
     </w:lvl>
   </w:abstractNum>
-  <w:abstractNum w:abstractNumId="11" w15:restartNumberingAfterBreak="0">
+  <w:abstractNum w:abstractNumId="13" w15:restartNumberingAfterBreak="0">
     <w:nsid w:val="7E926826"/>
     <w:multiLevelType w:val="multilevel"/>
     <w:tmpl w:val="B4A22CEE"/>
@@ -3577,31 +2966,37 @@
     <w:abstractNumId w:val="5"/>
   </w:num>
   <w:num w:numId="4" w16cid:durableId="957830866">
-    <w:abstractNumId w:val="7"/>
+    <w:abstractNumId w:val="9"/>
   </w:num>
   <w:num w:numId="5" w16cid:durableId="1378626973">
-    <w:abstractNumId w:val="10"/>
+    <w:abstractNumId w:val="12"/>
   </w:num>
   <w:num w:numId="6" w16cid:durableId="1539126188">
     <w:abstractNumId w:val="3"/>
   </w:num>
   <w:num w:numId="7" w16cid:durableId="2014260169">
-    <w:abstractNumId w:val="11"/>
+    <w:abstractNumId w:val="13"/>
   </w:num>
   <w:num w:numId="8" w16cid:durableId="932207305">
-    <w:abstractNumId w:val="8"/>
+    <w:abstractNumId w:val="10"/>
   </w:num>
   <w:num w:numId="9" w16cid:durableId="1135103977">
     <w:abstractNumId w:val="1"/>
   </w:num>
   <w:num w:numId="10" w16cid:durableId="1375304222">
-    <w:abstractNumId w:val="6"/>
+    <w:abstractNumId w:val="8"/>
   </w:num>
   <w:num w:numId="11" w16cid:durableId="866410168">
     <w:abstractNumId w:val="2"/>
   </w:num>
   <w:num w:numId="12" w16cid:durableId="749356100">
-    <w:abstractNumId w:val="9"/>
+    <w:abstractNumId w:val="11"/>
+  </w:num>
+  <w:num w:numId="13" w16cid:durableId="327944904">
+    <w:abstractNumId w:val="7"/>
+  </w:num>
+  <w:num w:numId="14" w16cid:durableId="340205635">
+    <w:abstractNumId w:val="6"/>
   </w:num>
 </w:numbering>
 </file>
@@ -4722,7 +4117,10 @@
     <w:rsidRoot w:val="001121FE"/>
     <w:rsid w:val="001121FE"/>
     <w:rsid w:val="00463BB8"/>
+    <w:rsid w:val="006475E7"/>
     <w:rsid w:val="009977B1"/>
+    <w:rsid w:val="00BB4E10"/>
+    <w:rsid w:val="00FA043E"/>
   </w:rsids>
   <m:mathPr>
     <m:mathFont m:val="Cambria Math"/>
